--- a/TY_Robotics_Lab/Assignment_8/245109074_Atharv_Kulkarni_Assignment_8_Implementation_Of_Waypoints_And_Sensor_Guided_Manipulation_For_Dobot_Magician.docx
+++ b/TY_Robotics_Lab/Assignment_8/245109074_Atharv_Kulkarni_Assignment_8_Implementation_Of_Waypoints_And_Sensor_Guided_Manipulation_For_Dobot_Magician.docx
@@ -164,12 +164,44 @@
         </w:rPr>
         <w:t xml:space="preserve">GitHub Link: </w:t>
       </w:r>
+      <w:hyperlink r:id="rId2">
+        <w:r>
+          <w:rPr>
+            <w:rStyle w:val="Hyperlink"/>
+            <w:b/>
+            <w:color w:val="000000"/>
+            <w:highlight w:val="yellow"/>
+          </w:rPr>
+          <w:t>https://github.com/Atharv-K-979/WCE-Labs-Material/blob/main/TY_Robotics_Lab/Assignment_8/Session5_Waypoints(1).ipynb</w:t>
+        </w:r>
+      </w:hyperlink>
+    </w:p>
+    <w:p>
+      <w:pPr>
+        <w:pStyle w:val="Normal"/>
+        <w:spacing w:before="0" w:after="200"/>
+        <w:rPr>
+          <w:color w:val="000000"/>
+        </w:rPr>
+      </w:pPr>
+      <w:hyperlink r:id="rId3">
+        <w:r>
+          <w:rPr>
+            <w:rStyle w:val="Hyperlink"/>
+            <w:b/>
+            <w:color w:val="000000"/>
+            <w:highlight w:val="yellow"/>
+          </w:rPr>
+          <w:t>https://github.com/Atharv-K-979/WCE-Labs-Material/blob/main/TY_Robotics_Lab/Assignment_8/Session6_Sensor_Guided(1).ipynb</w:t>
+        </w:r>
+      </w:hyperlink>
       <w:r>
         <w:rPr>
+          <w:b/>
           <w:color w:val="000000"/>
           <w:highlight w:val="yellow"/>
         </w:rPr>
-        <w:t>[Add GitHub repository/work link here]</w:t>
+        <w:t xml:space="preserve"> </w:t>
       </w:r>
     </w:p>
     <w:p>
@@ -385,20 +417,6 @@
         <w:rPr>
           <w:color w:val="000000"/>
         </w:rPr>
-        <w:t>Note: The supplied Session 5 and Session 6 notebooks use a KUKA iiwa robotic arm in PyBullet and simulate object-position sensing by reading the object's position from the simulation. They do not load a Dobot Magician or use a physical vision sensor. The notebook-based steps below reflect the supplied implementation; verify the robot model if the lab specifically requires Dobot Magician.</w:t>
-      </w:r>
-    </w:p>
-    <w:p>
-      <w:pPr>
-        <w:pStyle w:val="Normal"/>
-        <w:rPr>
-          <w:color w:val="000000"/>
-        </w:rPr>
-      </w:pPr>
-      <w:r>
-        <w:rPr>
-          <w:color w:val="000000"/>
-        </w:rPr>
       </w:r>
     </w:p>
     <w:p>
@@ -494,7 +512,7 @@
       </w:pPr>
       <w:r>
         <w:rPr>
-          <w:color w:val="000000"/>
+          <w:i/>
         </w:rPr>
         <w:drawing>
           <wp:anchor distT="0" distB="0" distL="0" distR="0" simplePos="0" relativeHeight="2" behindDoc="0" locked="0" layoutInCell="0" allowOverlap="1">
@@ -522,7 +540,7 @@
                     </pic:cNvPicPr>
                   </pic:nvPicPr>
                   <pic:blipFill>
-                    <a:blip r:embed="rId2"/>
+                    <a:blip r:embed="rId4"/>
                     <a:stretch>
                       <a:fillRect/>
                     </a:stretch>
@@ -583,7 +601,7 @@
       </w:pPr>
       <w:r>
         <w:rPr>
-          <w:color w:val="000000"/>
+          <w:i/>
         </w:rPr>
         <w:drawing>
           <wp:anchor distT="0" distB="0" distL="0" distR="0" simplePos="0" relativeHeight="3" behindDoc="0" locked="0" layoutInCell="0" allowOverlap="1">
@@ -611,7 +629,7 @@
                     </pic:cNvPicPr>
                   </pic:nvPicPr>
                   <pic:blipFill>
-                    <a:blip r:embed="rId3"/>
+                    <a:blip r:embed="rId5"/>
                     <a:stretch>
                       <a:fillRect/>
                     </a:stretch>
@@ -792,7 +810,7 @@
                     </pic:cNvPicPr>
                   </pic:nvPicPr>
                   <pic:blipFill>
-                    <a:blip r:embed="rId4"/>
+                    <a:blip r:embed="rId6"/>
                     <a:stretch>
                       <a:fillRect/>
                     </a:stretch>
@@ -1094,7 +1112,7 @@
                     </pic:cNvPicPr>
                   </pic:nvPicPr>
                   <pic:blipFill>
-                    <a:blip r:embed="rId5"/>
+                    <a:blip r:embed="rId7"/>
                     <a:stretch>
                       <a:fillRect/>
                     </a:stretch>
@@ -1166,7 +1184,7 @@
                     </pic:cNvPicPr>
                   </pic:nvPicPr>
                   <pic:blipFill>
-                    <a:blip r:embed="rId6"/>
+                    <a:blip r:embed="rId8"/>
                     <a:stretch>
                       <a:fillRect/>
                     </a:stretch>
@@ -1553,7 +1571,7 @@
       </w:pPr>
       <w:r>
         <w:rPr>
-          <w:color w:val="000000"/>
+          <w:i/>
         </w:rPr>
         <w:drawing>
           <wp:anchor distT="0" distB="0" distL="0" distR="0" simplePos="0" relativeHeight="7" behindDoc="0" locked="0" layoutInCell="0" allowOverlap="1">
@@ -1581,7 +1599,7 @@
                     </pic:cNvPicPr>
                   </pic:nvPicPr>
                   <pic:blipFill>
-                    <a:blip r:embed="rId7"/>
+                    <a:blip r:embed="rId9"/>
                     <a:stretch>
                       <a:fillRect/>
                     </a:stretch>
@@ -1642,7 +1660,7 @@
       </w:pPr>
       <w:r>
         <w:rPr>
-          <w:color w:val="000000"/>
+          <w:i/>
         </w:rPr>
         <w:drawing>
           <wp:anchor distT="0" distB="0" distL="0" distR="0" simplePos="0" relativeHeight="8" behindDoc="0" locked="0" layoutInCell="0" allowOverlap="1">
@@ -1670,7 +1688,7 @@
                     </pic:cNvPicPr>
                   </pic:nvPicPr>
                   <pic:blipFill>
-                    <a:blip r:embed="rId8"/>
+                    <a:blip r:embed="rId10"/>
                     <a:stretch>
                       <a:fillRect/>
                     </a:stretch>
@@ -1731,7 +1749,7 @@
       </w:pPr>
       <w:r>
         <w:rPr>
-          <w:color w:val="000000"/>
+          <w:i/>
         </w:rPr>
         <w:drawing>
           <wp:anchor distT="0" distB="0" distL="0" distR="0" simplePos="0" relativeHeight="9" behindDoc="0" locked="0" layoutInCell="0" allowOverlap="1">
@@ -1759,7 +1777,7 @@
                     </pic:cNvPicPr>
                   </pic:nvPicPr>
                   <pic:blipFill>
-                    <a:blip r:embed="rId9"/>
+                    <a:blip r:embed="rId11"/>
                     <a:stretch>
                       <a:fillRect/>
                     </a:stretch>
@@ -1961,13 +1979,7 @@
         <w:rPr>
           <w:color w:val="000000"/>
         </w:rPr>
-        <w:t>I</w:t>
-      </w:r>
-      <w:r>
-        <w:rPr>
-          <w:color w:val="000000"/>
-        </w:rPr>
-        <w:t xml:space="preserve">MPLEMENTATION WITH OUTPUT: </w:t>
+        <w:t xml:space="preserve">IMPLEMENTATION WITH OUTPUT: </w:t>
       </w:r>
       <w:r>
         <w:rPr>
@@ -2019,7 +2031,7 @@
                     </pic:cNvPicPr>
                   </pic:nvPicPr>
                   <pic:blipFill>
-                    <a:blip r:embed="rId10"/>
+                    <a:blip r:embed="rId12"/>
                     <a:stretch>
                       <a:fillRect/>
                     </a:stretch>
@@ -2078,7 +2090,7 @@
                     </pic:cNvPicPr>
                   </pic:nvPicPr>
                   <pic:blipFill>
-                    <a:blip r:embed="rId11"/>
+                    <a:blip r:embed="rId13"/>
                     <a:stretch>
                       <a:fillRect/>
                     </a:stretch>
@@ -2137,7 +2149,7 @@
                     </pic:cNvPicPr>
                   </pic:nvPicPr>
                   <pic:blipFill>
-                    <a:blip r:embed="rId12"/>
+                    <a:blip r:embed="rId14"/>
                     <a:stretch>
                       <a:fillRect/>
                     </a:stretch>
@@ -2189,9 +2201,9 @@
       </w:r>
     </w:p>
     <w:sectPr>
-      <w:footerReference w:type="even" r:id="rId13"/>
-      <w:footerReference w:type="default" r:id="rId14"/>
-      <w:footerReference w:type="first" r:id="rId15"/>
+      <w:footerReference w:type="even" r:id="rId15"/>
+      <w:footerReference w:type="default" r:id="rId16"/>
+      <w:footerReference w:type="first" r:id="rId17"/>
       <w:type w:val="nextPage"/>
       <w:pgSz w:w="12240" w:h="15840"/>
       <w:pgMar w:left="1224" w:right="1224" w:gutter="0" w:header="0" w:top="1008" w:footer="720" w:bottom="1008"/>
@@ -2251,7 +2263,7 @@
       <w:rPr>
         <w:shd w:fill="FFFFFF" w:val="clear"/>
       </w:rPr>
-      <w:t>10</w:t>
+      <w:t>14</w:t>
     </w:r>
     <w:r>
       <w:rPr>
@@ -2296,7 +2308,7 @@
       <w:rPr>
         <w:shd w:fill="FFFFFF" w:val="clear"/>
       </w:rPr>
-      <w:t>10</w:t>
+      <w:t>14</w:t>
     </w:r>
     <w:r>
       <w:rPr>
@@ -2337,6 +2349,7 @@
         </w:tabs>
         <w:ind w:start="1080" w:hanging="360"/>
       </w:pPr>
+      <w:rPr/>
     </w:lvl>
     <w:lvl w:ilvl="2">
       <w:start w:val="1"/>
@@ -2349,6 +2362,7 @@
         </w:tabs>
         <w:ind w:start="1440" w:hanging="360"/>
       </w:pPr>
+      <w:rPr/>
     </w:lvl>
     <w:lvl w:ilvl="3">
       <w:start w:val="1"/>
@@ -2361,6 +2375,7 @@
         </w:tabs>
         <w:ind w:start="1800" w:hanging="360"/>
       </w:pPr>
+      <w:rPr/>
     </w:lvl>
     <w:lvl w:ilvl="4">
       <w:start w:val="1"/>
@@ -2373,6 +2388,7 @@
         </w:tabs>
         <w:ind w:start="2160" w:hanging="360"/>
       </w:pPr>
+      <w:rPr/>
     </w:lvl>
     <w:lvl w:ilvl="5">
       <w:start w:val="1"/>
@@ -2385,6 +2401,7 @@
         </w:tabs>
         <w:ind w:start="2520" w:hanging="360"/>
       </w:pPr>
+      <w:rPr/>
     </w:lvl>
     <w:lvl w:ilvl="6">
       <w:start w:val="1"/>
@@ -2397,6 +2414,7 @@
         </w:tabs>
         <w:ind w:start="2880" w:hanging="360"/>
       </w:pPr>
+      <w:rPr/>
     </w:lvl>
     <w:lvl w:ilvl="7">
       <w:start w:val="1"/>
@@ -2409,6 +2427,7 @@
         </w:tabs>
         <w:ind w:start="3240" w:hanging="360"/>
       </w:pPr>
+      <w:rPr/>
     </w:lvl>
     <w:lvl w:ilvl="8">
       <w:start w:val="1"/>
@@ -2421,6 +2440,7 @@
         </w:tabs>
         <w:ind w:start="3600" w:hanging="360"/>
       </w:pPr>
+      <w:rPr/>
     </w:lvl>
   </w:abstractNum>
   <w:abstractNum w:abstractNumId="2">
@@ -2450,6 +2470,7 @@
         </w:tabs>
         <w:ind w:start="1080" w:hanging="360"/>
       </w:pPr>
+      <w:rPr/>
     </w:lvl>
     <w:lvl w:ilvl="2">
       <w:start w:val="1"/>
@@ -2462,6 +2483,7 @@
         </w:tabs>
         <w:ind w:start="1440" w:hanging="360"/>
       </w:pPr>
+      <w:rPr/>
     </w:lvl>
     <w:lvl w:ilvl="3">
       <w:start w:val="1"/>
@@ -2474,6 +2496,7 @@
         </w:tabs>
         <w:ind w:start="1800" w:hanging="360"/>
       </w:pPr>
+      <w:rPr/>
     </w:lvl>
     <w:lvl w:ilvl="4">
       <w:start w:val="1"/>
@@ -2486,6 +2509,7 @@
         </w:tabs>
         <w:ind w:start="2160" w:hanging="360"/>
       </w:pPr>
+      <w:rPr/>
     </w:lvl>
     <w:lvl w:ilvl="5">
       <w:start w:val="1"/>
@@ -2498,6 +2522,7 @@
         </w:tabs>
         <w:ind w:start="2520" w:hanging="360"/>
       </w:pPr>
+      <w:rPr/>
     </w:lvl>
     <w:lvl w:ilvl="6">
       <w:start w:val="1"/>
@@ -2510,6 +2535,7 @@
         </w:tabs>
         <w:ind w:start="2880" w:hanging="360"/>
       </w:pPr>
+      <w:rPr/>
     </w:lvl>
     <w:lvl w:ilvl="7">
       <w:start w:val="1"/>
@@ -2522,6 +2548,7 @@
         </w:tabs>
         <w:ind w:start="3240" w:hanging="360"/>
       </w:pPr>
+      <w:rPr/>
     </w:lvl>
     <w:lvl w:ilvl="8">
       <w:start w:val="1"/>
@@ -2534,6 +2561,7 @@
         </w:tabs>
         <w:ind w:start="3600" w:hanging="360"/>
       </w:pPr>
+      <w:rPr/>
     </w:lvl>
   </w:abstractNum>
   <w:abstractNum w:abstractNumId="3">
@@ -2563,6 +2591,7 @@
         </w:tabs>
         <w:ind w:start="1080" w:hanging="360"/>
       </w:pPr>
+      <w:rPr/>
     </w:lvl>
     <w:lvl w:ilvl="2">
       <w:start w:val="1"/>
@@ -2575,6 +2604,7 @@
         </w:tabs>
         <w:ind w:start="1440" w:hanging="360"/>
       </w:pPr>
+      <w:rPr/>
     </w:lvl>
     <w:lvl w:ilvl="3">
       <w:start w:val="1"/>
@@ -2587,6 +2617,7 @@
         </w:tabs>
         <w:ind w:start="1800" w:hanging="360"/>
       </w:pPr>
+      <w:rPr/>
     </w:lvl>
     <w:lvl w:ilvl="4">
       <w:start w:val="1"/>
@@ -2599,6 +2630,7 @@
         </w:tabs>
         <w:ind w:start="2160" w:hanging="360"/>
       </w:pPr>
+      <w:rPr/>
     </w:lvl>
     <w:lvl w:ilvl="5">
       <w:start w:val="1"/>
@@ -2611,6 +2643,7 @@
         </w:tabs>
         <w:ind w:start="2520" w:hanging="360"/>
       </w:pPr>
+      <w:rPr/>
     </w:lvl>
     <w:lvl w:ilvl="6">
       <w:start w:val="1"/>
@@ -2623,6 +2656,7 @@
         </w:tabs>
         <w:ind w:start="2880" w:hanging="360"/>
       </w:pPr>
+      <w:rPr/>
     </w:lvl>
     <w:lvl w:ilvl="7">
       <w:start w:val="1"/>
@@ -2635,6 +2669,7 @@
         </w:tabs>
         <w:ind w:start="3240" w:hanging="360"/>
       </w:pPr>
+      <w:rPr/>
     </w:lvl>
     <w:lvl w:ilvl="8">
       <w:start w:val="1"/>
@@ -2647,6 +2682,7 @@
         </w:tabs>
         <w:ind w:start="3600" w:hanging="360"/>
       </w:pPr>
+      <w:rPr/>
     </w:lvl>
   </w:abstractNum>
   <w:abstractNum w:abstractNumId="4">
@@ -2674,6 +2710,7 @@
         </w:tabs>
         <w:ind w:start="1080" w:hanging="360"/>
       </w:pPr>
+      <w:rPr/>
     </w:lvl>
     <w:lvl w:ilvl="2">
       <w:start w:val="1"/>
@@ -2686,6 +2723,7 @@
         </w:tabs>
         <w:ind w:start="1440" w:hanging="360"/>
       </w:pPr>
+      <w:rPr/>
     </w:lvl>
     <w:lvl w:ilvl="3">
       <w:start w:val="1"/>
@@ -2698,6 +2736,7 @@
         </w:tabs>
         <w:ind w:start="1800" w:hanging="360"/>
       </w:pPr>
+      <w:rPr/>
     </w:lvl>
     <w:lvl w:ilvl="4">
       <w:start w:val="1"/>
@@ -2710,6 +2749,7 @@
         </w:tabs>
         <w:ind w:start="2160" w:hanging="360"/>
       </w:pPr>
+      <w:rPr/>
     </w:lvl>
     <w:lvl w:ilvl="5">
       <w:start w:val="1"/>
@@ -2722,6 +2762,7 @@
         </w:tabs>
         <w:ind w:start="2520" w:hanging="360"/>
       </w:pPr>
+      <w:rPr/>
     </w:lvl>
     <w:lvl w:ilvl="6">
       <w:start w:val="1"/>
@@ -2734,6 +2775,7 @@
         </w:tabs>
         <w:ind w:start="2880" w:hanging="360"/>
       </w:pPr>
+      <w:rPr/>
     </w:lvl>
     <w:lvl w:ilvl="7">
       <w:start w:val="1"/>
@@ -2746,6 +2788,7 @@
         </w:tabs>
         <w:ind w:start="3240" w:hanging="360"/>
       </w:pPr>
+      <w:rPr/>
     </w:lvl>
     <w:lvl w:ilvl="8">
       <w:start w:val="1"/>
@@ -2758,6 +2801,7 @@
         </w:tabs>
         <w:ind w:start="3600" w:hanging="360"/>
       </w:pPr>
+      <w:rPr/>
     </w:lvl>
   </w:abstractNum>
   <w:abstractNum w:abstractNumId="5">
@@ -2785,6 +2829,7 @@
         </w:tabs>
         <w:ind w:start="1080" w:hanging="360"/>
       </w:pPr>
+      <w:rPr/>
     </w:lvl>
     <w:lvl w:ilvl="2">
       <w:start w:val="1"/>
@@ -2797,6 +2842,7 @@
         </w:tabs>
         <w:ind w:start="1440" w:hanging="360"/>
       </w:pPr>
+      <w:rPr/>
     </w:lvl>
     <w:lvl w:ilvl="3">
       <w:start w:val="1"/>
@@ -2809,6 +2855,7 @@
         </w:tabs>
         <w:ind w:start="1800" w:hanging="360"/>
       </w:pPr>
+      <w:rPr/>
     </w:lvl>
     <w:lvl w:ilvl="4">
       <w:start w:val="1"/>
@@ -2821,6 +2868,7 @@
         </w:tabs>
         <w:ind w:start="2160" w:hanging="360"/>
       </w:pPr>
+      <w:rPr/>
     </w:lvl>
     <w:lvl w:ilvl="5">
       <w:start w:val="1"/>
@@ -2833,6 +2881,7 @@
         </w:tabs>
         <w:ind w:start="2520" w:hanging="360"/>
       </w:pPr>
+      <w:rPr/>
     </w:lvl>
     <w:lvl w:ilvl="6">
       <w:start w:val="1"/>
@@ -2845,6 +2894,7 @@
         </w:tabs>
         <w:ind w:start="2880" w:hanging="360"/>
       </w:pPr>
+      <w:rPr/>
     </w:lvl>
     <w:lvl w:ilvl="7">
       <w:start w:val="1"/>
@@ -2857,6 +2907,7 @@
         </w:tabs>
         <w:ind w:start="3240" w:hanging="360"/>
       </w:pPr>
+      <w:rPr/>
     </w:lvl>
     <w:lvl w:ilvl="8">
       <w:start w:val="1"/>
@@ -2869,6 +2920,7 @@
         </w:tabs>
         <w:ind w:start="3600" w:hanging="360"/>
       </w:pPr>
+      <w:rPr/>
     </w:lvl>
   </w:abstractNum>
   <w:abstractNum w:abstractNumId="6">
@@ -2896,6 +2948,7 @@
         </w:tabs>
         <w:ind w:start="1080" w:hanging="360"/>
       </w:pPr>
+      <w:rPr/>
     </w:lvl>
     <w:lvl w:ilvl="2">
       <w:start w:val="1"/>
@@ -2908,6 +2961,7 @@
         </w:tabs>
         <w:ind w:start="1440" w:hanging="360"/>
       </w:pPr>
+      <w:rPr/>
     </w:lvl>
     <w:lvl w:ilvl="3">
       <w:start w:val="1"/>
@@ -2920,6 +2974,7 @@
         </w:tabs>
         <w:ind w:start="1800" w:hanging="360"/>
       </w:pPr>
+      <w:rPr/>
     </w:lvl>
     <w:lvl w:ilvl="4">
       <w:start w:val="1"/>
@@ -2932,6 +2987,7 @@
         </w:tabs>
         <w:ind w:start="2160" w:hanging="360"/>
       </w:pPr>
+      <w:rPr/>
     </w:lvl>
     <w:lvl w:ilvl="5">
       <w:start w:val="1"/>
@@ -2944,6 +3000,7 @@
         </w:tabs>
         <w:ind w:start="2520" w:hanging="360"/>
       </w:pPr>
+      <w:rPr/>
     </w:lvl>
     <w:lvl w:ilvl="6">
       <w:start w:val="1"/>
@@ -2956,6 +3013,7 @@
         </w:tabs>
         <w:ind w:start="2880" w:hanging="360"/>
       </w:pPr>
+      <w:rPr/>
     </w:lvl>
     <w:lvl w:ilvl="7">
       <w:start w:val="1"/>
@@ -2968,6 +3026,7 @@
         </w:tabs>
         <w:ind w:start="3240" w:hanging="360"/>
       </w:pPr>
+      <w:rPr/>
     </w:lvl>
     <w:lvl w:ilvl="8">
       <w:start w:val="1"/>
@@ -2980,6 +3039,7 @@
         </w:tabs>
         <w:ind w:start="3600" w:hanging="360"/>
       </w:pPr>
+      <w:rPr/>
     </w:lvl>
   </w:abstractNum>
   <w:abstractNum w:abstractNumId="7">
@@ -3130,7 +3190,7 @@
   <w:docDefaults>
     <w:rPrDefault>
       <w:rPr>
-        <w:rFonts w:ascii="Cambria" w:hAnsi="Cambria" w:eastAsia="ＭＳ 明朝" w:cs="" w:asciiTheme="minorHAnsi" w:cstheme="minorBidi" w:eastAsiaTheme="minorEastAsia" w:hAnsiTheme="minorHAnsi"/>
+        <w:rFonts w:ascii="Cambria" w:hAnsi="Cambria" w:eastAsia="" w:cs="" w:asciiTheme="minorHAnsi" w:cstheme="minorBidi" w:eastAsiaTheme="minorEastAsia" w:hAnsiTheme="minorHAnsi"/>
         <w:sz w:val="22"/>
         <w:szCs w:val="22"/>
         <w:lang w:val="en-US" w:eastAsia="en-US" w:bidi="ar-SA"/>
@@ -3287,6 +3347,7 @@
     <w:rsid w:val="00fc693f"/>
     <w:pPr>
       <w:widowControl/>
+      <w:suppressAutoHyphens w:val="true"/>
       <w:bidi w:val="0"/>
       <w:spacing w:lineRule="auto" w:line="276" w:before="0" w:after="200"/>
       <w:jc w:val="start"/>
@@ -3315,7 +3376,7 @@
       <w:outlineLvl w:val="0"/>
     </w:pPr>
     <w:rPr>
-      <w:rFonts w:ascii="Calibri" w:hAnsi="Calibri" w:eastAsia="ＭＳ ゴシック" w:cs="" w:asciiTheme="majorHAnsi" w:cstheme="majorBidi" w:eastAsiaTheme="majorEastAsia" w:hAnsiTheme="majorHAnsi"/>
+      <w:rFonts w:ascii="Calibri" w:hAnsi="Calibri" w:eastAsia="" w:cs="" w:asciiTheme="majorHAnsi" w:cstheme="majorBidi" w:eastAsiaTheme="majorEastAsia" w:hAnsiTheme="majorHAnsi"/>
       <w:b/>
       <w:bCs/>
       <w:color w:themeColor="accent1" w:themeShade="bf" w:val="365F91"/>
@@ -3339,7 +3400,7 @@
       <w:outlineLvl w:val="1"/>
     </w:pPr>
     <w:rPr>
-      <w:rFonts w:ascii="Calibri" w:hAnsi="Calibri" w:eastAsia="ＭＳ ゴシック" w:cs="" w:asciiTheme="majorHAnsi" w:cstheme="majorBidi" w:eastAsiaTheme="majorEastAsia" w:hAnsiTheme="majorHAnsi"/>
+      <w:rFonts w:ascii="Calibri" w:hAnsi="Calibri" w:eastAsia="" w:cs="" w:asciiTheme="majorHAnsi" w:cstheme="majorBidi" w:eastAsiaTheme="majorEastAsia" w:hAnsiTheme="majorHAnsi"/>
       <w:b/>
       <w:bCs/>
       <w:color w:themeColor="accent1" w:val="4F81BD"/>
@@ -3363,7 +3424,7 @@
       <w:outlineLvl w:val="2"/>
     </w:pPr>
     <w:rPr>
-      <w:rFonts w:ascii="Calibri" w:hAnsi="Calibri" w:eastAsia="ＭＳ ゴシック" w:cs="" w:asciiTheme="majorHAnsi" w:cstheme="majorBidi" w:eastAsiaTheme="majorEastAsia" w:hAnsiTheme="majorHAnsi"/>
+      <w:rFonts w:ascii="Calibri" w:hAnsi="Calibri" w:eastAsia="" w:cs="" w:asciiTheme="majorHAnsi" w:cstheme="majorBidi" w:eastAsiaTheme="majorEastAsia" w:hAnsiTheme="majorHAnsi"/>
       <w:b/>
       <w:bCs/>
       <w:color w:themeColor="accent1" w:val="4F81BD"/>
@@ -3386,7 +3447,7 @@
       <w:outlineLvl w:val="3"/>
     </w:pPr>
     <w:rPr>
-      <w:rFonts w:ascii="Calibri" w:hAnsi="Calibri" w:eastAsia="ＭＳ ゴシック" w:cs="" w:asciiTheme="majorHAnsi" w:cstheme="majorBidi" w:eastAsiaTheme="majorEastAsia" w:hAnsiTheme="majorHAnsi"/>
+      <w:rFonts w:ascii="Calibri" w:hAnsi="Calibri" w:eastAsia="" w:cs="" w:asciiTheme="majorHAnsi" w:cstheme="majorBidi" w:eastAsiaTheme="majorEastAsia" w:hAnsiTheme="majorHAnsi"/>
       <w:b/>
       <w:bCs/>
       <w:i/>
@@ -3411,7 +3472,7 @@
       <w:outlineLvl w:val="4"/>
     </w:pPr>
     <w:rPr>
-      <w:rFonts w:ascii="Calibri" w:hAnsi="Calibri" w:eastAsia="ＭＳ ゴシック" w:cs="" w:asciiTheme="majorHAnsi" w:cstheme="majorBidi" w:eastAsiaTheme="majorEastAsia" w:hAnsiTheme="majorHAnsi"/>
+      <w:rFonts w:ascii="Calibri" w:hAnsi="Calibri" w:eastAsia="" w:cs="" w:asciiTheme="majorHAnsi" w:cstheme="majorBidi" w:eastAsiaTheme="majorEastAsia" w:hAnsiTheme="majorHAnsi"/>
       <w:color w:themeColor="accent1" w:themeShade="7f" w:val="243F60"/>
     </w:rPr>
   </w:style>
@@ -3432,7 +3493,7 @@
       <w:outlineLvl w:val="5"/>
     </w:pPr>
     <w:rPr>
-      <w:rFonts w:ascii="Calibri" w:hAnsi="Calibri" w:eastAsia="ＭＳ ゴシック" w:cs="" w:asciiTheme="majorHAnsi" w:cstheme="majorBidi" w:eastAsiaTheme="majorEastAsia" w:hAnsiTheme="majorHAnsi"/>
+      <w:rFonts w:ascii="Calibri" w:hAnsi="Calibri" w:eastAsia="" w:cs="" w:asciiTheme="majorHAnsi" w:cstheme="majorBidi" w:eastAsiaTheme="majorEastAsia" w:hAnsiTheme="majorHAnsi"/>
       <w:i/>
       <w:iCs/>
       <w:color w:themeColor="accent1" w:themeShade="7f" w:val="243F60"/>
@@ -3455,7 +3516,7 @@
       <w:outlineLvl w:val="6"/>
     </w:pPr>
     <w:rPr>
-      <w:rFonts w:ascii="Calibri" w:hAnsi="Calibri" w:eastAsia="ＭＳ ゴシック" w:cs="" w:asciiTheme="majorHAnsi" w:cstheme="majorBidi" w:eastAsiaTheme="majorEastAsia" w:hAnsiTheme="majorHAnsi"/>
+      <w:rFonts w:ascii="Calibri" w:hAnsi="Calibri" w:eastAsia="" w:cs="" w:asciiTheme="majorHAnsi" w:cstheme="majorBidi" w:eastAsiaTheme="majorEastAsia" w:hAnsiTheme="majorHAnsi"/>
       <w:i/>
       <w:iCs/>
       <w:color w:themeColor="text1" w:themeTint="bf" w:val="404040"/>
@@ -3478,7 +3539,7 @@
       <w:outlineLvl w:val="7"/>
     </w:pPr>
     <w:rPr>
-      <w:rFonts w:ascii="Calibri" w:hAnsi="Calibri" w:eastAsia="ＭＳ ゴシック" w:cs="" w:asciiTheme="majorHAnsi" w:cstheme="majorBidi" w:eastAsiaTheme="majorEastAsia" w:hAnsiTheme="majorHAnsi"/>
+      <w:rFonts w:ascii="Calibri" w:hAnsi="Calibri" w:eastAsia="" w:cs="" w:asciiTheme="majorHAnsi" w:cstheme="majorBidi" w:eastAsiaTheme="majorEastAsia" w:hAnsiTheme="majorHAnsi"/>
       <w:color w:themeColor="accent1" w:val="4F81BD"/>
       <w:sz w:val="20"/>
       <w:szCs w:val="20"/>
@@ -3501,7 +3562,7 @@
       <w:outlineLvl w:val="8"/>
     </w:pPr>
     <w:rPr>
-      <w:rFonts w:ascii="Calibri" w:hAnsi="Calibri" w:eastAsia="ＭＳ ゴシック" w:cs="" w:asciiTheme="majorHAnsi" w:cstheme="majorBidi" w:eastAsiaTheme="majorEastAsia" w:hAnsiTheme="majorHAnsi"/>
+      <w:rFonts w:ascii="Calibri" w:hAnsi="Calibri" w:eastAsia="" w:cs="" w:asciiTheme="majorHAnsi" w:cstheme="majorBidi" w:eastAsiaTheme="majorEastAsia" w:hAnsiTheme="majorHAnsi"/>
       <w:i/>
       <w:iCs/>
       <w:color w:themeColor="text1" w:themeTint="bf" w:val="404040"/>
@@ -3543,7 +3604,7 @@
     <w:qFormat/>
     <w:rsid w:val="00fc693f"/>
     <w:rPr>
-      <w:rFonts w:ascii="Calibri" w:hAnsi="Calibri" w:eastAsia="ＭＳ ゴシック" w:cs="" w:asciiTheme="majorHAnsi" w:cstheme="majorBidi" w:eastAsiaTheme="majorEastAsia" w:hAnsiTheme="majorHAnsi"/>
+      <w:rFonts w:ascii="Calibri" w:hAnsi="Calibri" w:eastAsia="" w:cs="" w:asciiTheme="majorHAnsi" w:cstheme="majorBidi" w:eastAsiaTheme="majorEastAsia" w:hAnsiTheme="majorHAnsi"/>
       <w:b/>
       <w:bCs/>
       <w:color w:themeColor="accent1" w:themeShade="bf" w:val="365F91"/>
@@ -3559,7 +3620,7 @@
     <w:qFormat/>
     <w:rsid w:val="00fc693f"/>
     <w:rPr>
-      <w:rFonts w:ascii="Calibri" w:hAnsi="Calibri" w:eastAsia="ＭＳ ゴシック" w:cs="" w:asciiTheme="majorHAnsi" w:cstheme="majorBidi" w:eastAsiaTheme="majorEastAsia" w:hAnsiTheme="majorHAnsi"/>
+      <w:rFonts w:ascii="Calibri" w:hAnsi="Calibri" w:eastAsia="" w:cs="" w:asciiTheme="majorHAnsi" w:cstheme="majorBidi" w:eastAsiaTheme="majorEastAsia" w:hAnsiTheme="majorHAnsi"/>
       <w:b/>
       <w:bCs/>
       <w:color w:themeColor="accent1" w:val="4F81BD"/>
@@ -3575,7 +3636,7 @@
     <w:qFormat/>
     <w:rsid w:val="00fc693f"/>
     <w:rPr>
-      <w:rFonts w:ascii="Calibri" w:hAnsi="Calibri" w:eastAsia="ＭＳ ゴシック" w:cs="" w:asciiTheme="majorHAnsi" w:cstheme="majorBidi" w:eastAsiaTheme="majorEastAsia" w:hAnsiTheme="majorHAnsi"/>
+      <w:rFonts w:ascii="Calibri" w:hAnsi="Calibri" w:eastAsia="" w:cs="" w:asciiTheme="majorHAnsi" w:cstheme="majorBidi" w:eastAsiaTheme="majorEastAsia" w:hAnsiTheme="majorHAnsi"/>
       <w:b/>
       <w:bCs/>
       <w:color w:themeColor="accent1" w:val="4F81BD"/>
@@ -3589,7 +3650,7 @@
     <w:qFormat/>
     <w:rsid w:val="00fc693f"/>
     <w:rPr>
-      <w:rFonts w:ascii="Calibri" w:hAnsi="Calibri" w:eastAsia="ＭＳ ゴシック" w:cs="" w:asciiTheme="majorHAnsi" w:cstheme="majorBidi" w:eastAsiaTheme="majorEastAsia" w:hAnsiTheme="majorHAnsi"/>
+      <w:rFonts w:ascii="Calibri" w:hAnsi="Calibri" w:eastAsia="" w:cs="" w:asciiTheme="majorHAnsi" w:cstheme="majorBidi" w:eastAsiaTheme="majorEastAsia" w:hAnsiTheme="majorHAnsi"/>
       <w:color w:themeColor="text2" w:themeShade="bf" w:val="17365D"/>
       <w:spacing w:val="5"/>
       <w:kern w:val="2"/>
@@ -3605,7 +3666,7 @@
     <w:qFormat/>
     <w:rsid w:val="00fc693f"/>
     <w:rPr>
-      <w:rFonts w:ascii="Calibri" w:hAnsi="Calibri" w:eastAsia="ＭＳ ゴシック" w:cs="" w:asciiTheme="majorHAnsi" w:cstheme="majorBidi" w:eastAsiaTheme="majorEastAsia" w:hAnsiTheme="majorHAnsi"/>
+      <w:rFonts w:ascii="Calibri" w:hAnsi="Calibri" w:eastAsia="" w:cs="" w:asciiTheme="majorHAnsi" w:cstheme="majorBidi" w:eastAsiaTheme="majorEastAsia" w:hAnsiTheme="majorHAnsi"/>
       <w:i/>
       <w:iCs/>
       <w:color w:themeColor="accent1" w:val="4F81BD"/>
@@ -3678,7 +3739,7 @@
     <w:qFormat/>
     <w:rsid w:val="00fc693f"/>
     <w:rPr>
-      <w:rFonts w:ascii="Calibri" w:hAnsi="Calibri" w:eastAsia="ＭＳ ゴシック" w:cs="" w:asciiTheme="majorHAnsi" w:cstheme="majorBidi" w:eastAsiaTheme="majorEastAsia" w:hAnsiTheme="majorHAnsi"/>
+      <w:rFonts w:ascii="Calibri" w:hAnsi="Calibri" w:eastAsia="" w:cs="" w:asciiTheme="majorHAnsi" w:cstheme="majorBidi" w:eastAsiaTheme="majorEastAsia" w:hAnsiTheme="majorHAnsi"/>
       <w:b/>
       <w:bCs/>
       <w:i/>
@@ -3695,7 +3756,7 @@
     <w:qFormat/>
     <w:rsid w:val="00fc693f"/>
     <w:rPr>
-      <w:rFonts w:ascii="Calibri" w:hAnsi="Calibri" w:eastAsia="ＭＳ ゴシック" w:cs="" w:asciiTheme="majorHAnsi" w:cstheme="majorBidi" w:eastAsiaTheme="majorEastAsia" w:hAnsiTheme="majorHAnsi"/>
+      <w:rFonts w:ascii="Calibri" w:hAnsi="Calibri" w:eastAsia="" w:cs="" w:asciiTheme="majorHAnsi" w:cstheme="majorBidi" w:eastAsiaTheme="majorEastAsia" w:hAnsiTheme="majorHAnsi"/>
       <w:color w:themeColor="accent1" w:themeShade="7f" w:val="243F60"/>
     </w:rPr>
   </w:style>
@@ -3708,7 +3769,7 @@
     <w:qFormat/>
     <w:rsid w:val="00fc693f"/>
     <w:rPr>
-      <w:rFonts w:ascii="Calibri" w:hAnsi="Calibri" w:eastAsia="ＭＳ ゴシック" w:cs="" w:asciiTheme="majorHAnsi" w:cstheme="majorBidi" w:eastAsiaTheme="majorEastAsia" w:hAnsiTheme="majorHAnsi"/>
+      <w:rFonts w:ascii="Calibri" w:hAnsi="Calibri" w:eastAsia="" w:cs="" w:asciiTheme="majorHAnsi" w:cstheme="majorBidi" w:eastAsiaTheme="majorEastAsia" w:hAnsiTheme="majorHAnsi"/>
       <w:i/>
       <w:iCs/>
       <w:color w:themeColor="accent1" w:themeShade="7f" w:val="243F60"/>
@@ -3723,7 +3784,7 @@
     <w:qFormat/>
     <w:rsid w:val="00fc693f"/>
     <w:rPr>
-      <w:rFonts w:ascii="Calibri" w:hAnsi="Calibri" w:eastAsia="ＭＳ ゴシック" w:cs="" w:asciiTheme="majorHAnsi" w:cstheme="majorBidi" w:eastAsiaTheme="majorEastAsia" w:hAnsiTheme="majorHAnsi"/>
+      <w:rFonts w:ascii="Calibri" w:hAnsi="Calibri" w:eastAsia="" w:cs="" w:asciiTheme="majorHAnsi" w:cstheme="majorBidi" w:eastAsiaTheme="majorEastAsia" w:hAnsiTheme="majorHAnsi"/>
       <w:i/>
       <w:iCs/>
       <w:color w:themeColor="text1" w:themeTint="bf" w:val="404040"/>
@@ -3738,7 +3799,7 @@
     <w:qFormat/>
     <w:rsid w:val="00fc693f"/>
     <w:rPr>
-      <w:rFonts w:ascii="Calibri" w:hAnsi="Calibri" w:eastAsia="ＭＳ ゴシック" w:cs="" w:asciiTheme="majorHAnsi" w:cstheme="majorBidi" w:eastAsiaTheme="majorEastAsia" w:hAnsiTheme="majorHAnsi"/>
+      <w:rFonts w:ascii="Calibri" w:hAnsi="Calibri" w:eastAsia="" w:cs="" w:asciiTheme="majorHAnsi" w:cstheme="majorBidi" w:eastAsiaTheme="majorEastAsia" w:hAnsiTheme="majorHAnsi"/>
       <w:color w:themeColor="accent1" w:val="4F81BD"/>
       <w:sz w:val="20"/>
       <w:szCs w:val="20"/>
@@ -3753,7 +3814,7 @@
     <w:qFormat/>
     <w:rsid w:val="00fc693f"/>
     <w:rPr>
-      <w:rFonts w:ascii="Calibri" w:hAnsi="Calibri" w:eastAsia="ＭＳ ゴシック" w:cs="" w:asciiTheme="majorHAnsi" w:cstheme="majorBidi" w:eastAsiaTheme="majorEastAsia" w:hAnsiTheme="majorHAnsi"/>
+      <w:rFonts w:ascii="Calibri" w:hAnsi="Calibri" w:eastAsia="" w:cs="" w:asciiTheme="majorHAnsi" w:cstheme="majorBidi" w:eastAsiaTheme="majorEastAsia" w:hAnsiTheme="majorHAnsi"/>
       <w:i/>
       <w:iCs/>
       <w:color w:themeColor="text1" w:themeTint="bf" w:val="404040"/>
@@ -3862,6 +3923,13 @@
       <w:bCs/>
       <w:smallCaps/>
       <w:spacing w:val="5"/>
+    </w:rPr>
+  </w:style>
+  <w:style w:type="character" w:styleId="Hyperlink">
+    <w:name w:val="Hyperlink"/>
+    <w:rPr>
+      <w:color w:val="000080"/>
+      <w:u w:val="single"/>
     </w:rPr>
   </w:style>
   <w:style w:type="paragraph" w:styleId="Heading">
@@ -3983,12 +4051,13 @@
     <w:rsid w:val="00fc693f"/>
     <w:pPr>
       <w:widowControl/>
+      <w:suppressAutoHyphens w:val="true"/>
       <w:bidi w:val="0"/>
       <w:spacing w:lineRule="auto" w:line="240" w:before="0" w:after="0"/>
       <w:jc w:val="start"/>
     </w:pPr>
     <w:rPr>
-      <w:rFonts w:ascii="Cambria" w:hAnsi="Cambria" w:eastAsia="ＭＳ 明朝" w:cs="" w:asciiTheme="minorHAnsi" w:cstheme="minorBidi" w:eastAsiaTheme="minorEastAsia" w:hAnsiTheme="minorHAnsi"/>
+      <w:rFonts w:ascii="Cambria" w:hAnsi="Cambria" w:eastAsia="" w:cs="" w:asciiTheme="minorHAnsi" w:cstheme="minorBidi" w:eastAsiaTheme="minorEastAsia" w:hAnsiTheme="minorHAnsi"/>
       <w:color w:val="auto"/>
       <w:kern w:val="0"/>
       <w:sz w:val="22"/>
@@ -4012,7 +4081,7 @@
       <w:contextualSpacing/>
     </w:pPr>
     <w:rPr>
-      <w:rFonts w:ascii="Calibri" w:hAnsi="Calibri" w:eastAsia="ＭＳ ゴシック" w:cs="" w:asciiTheme="majorHAnsi" w:cstheme="majorBidi" w:eastAsiaTheme="majorEastAsia" w:hAnsiTheme="majorHAnsi"/>
+      <w:rFonts w:ascii="Calibri" w:hAnsi="Calibri" w:eastAsia="" w:cs="" w:asciiTheme="majorHAnsi" w:cstheme="majorBidi" w:eastAsiaTheme="majorEastAsia" w:hAnsiTheme="majorHAnsi"/>
       <w:color w:themeColor="text2" w:themeShade="bf" w:val="17365D"/>
       <w:spacing w:val="5"/>
       <w:kern w:val="2"/>
@@ -4030,7 +4099,7 @@
     <w:rsid w:val="00fc693f"/>
     <w:pPr/>
     <w:rPr>
-      <w:rFonts w:ascii="Calibri" w:hAnsi="Calibri" w:eastAsia="ＭＳ ゴシック" w:cs="" w:asciiTheme="majorHAnsi" w:cstheme="majorBidi" w:eastAsiaTheme="majorEastAsia" w:hAnsiTheme="majorHAnsi"/>
+      <w:rFonts w:ascii="Calibri" w:hAnsi="Calibri" w:eastAsia="" w:cs="" w:asciiTheme="majorHAnsi" w:cstheme="majorBidi" w:eastAsiaTheme="majorEastAsia" w:hAnsiTheme="majorHAnsi"/>
       <w:i/>
       <w:iCs/>
       <w:color w:themeColor="accent1" w:val="4F81BD"/>
@@ -4263,12 +4332,13 @@
         <w:tab w:val="left" w:pos="3456" w:leader="none"/>
         <w:tab w:val="left" w:pos="4032" w:leader="none"/>
       </w:tabs>
+      <w:suppressAutoHyphens w:val="true"/>
       <w:bidi w:val="0"/>
       <w:spacing w:lineRule="auto" w:line="276" w:before="0" w:after="200"/>
       <w:jc w:val="start"/>
     </w:pPr>
     <w:rPr>
-      <w:rFonts w:ascii="Courier" w:hAnsi="Courier" w:eastAsia="ＭＳ 明朝" w:cs="" w:cstheme="minorBidi" w:eastAsiaTheme="minorEastAsia"/>
+      <w:rFonts w:ascii="Courier" w:hAnsi="Courier" w:eastAsia="" w:cs="" w:cstheme="minorBidi" w:eastAsiaTheme="minorEastAsia"/>
       <w:color w:val="auto"/>
       <w:kern w:val="0"/>
       <w:sz w:val="20"/>
@@ -7466,7 +7536,6 @@
       <w:pPr>
         <w:spacing w:before="0" w:after="0" w:line="240" w:lineRule="auto"/>
       </w:pPr>
-      <w:rPr/>
       <w:tblPr/>
       <w:tcPr>
         <w:tcBorders>
@@ -7612,7 +7681,6 @@
       <w:pPr>
         <w:spacing w:before="0" w:after="0" w:line="240" w:lineRule="auto"/>
       </w:pPr>
-      <w:rPr/>
       <w:tblPr/>
       <w:tcPr>
         <w:tcBorders>
@@ -7758,7 +7826,6 @@
       <w:pPr>
         <w:spacing w:before="0" w:after="0" w:line="240" w:lineRule="auto"/>
       </w:pPr>
-      <w:rPr/>
       <w:tblPr/>
       <w:tcPr>
         <w:tcBorders>
@@ -7904,7 +7971,6 @@
       <w:pPr>
         <w:spacing w:before="0" w:after="0" w:line="240" w:lineRule="auto"/>
       </w:pPr>
-      <w:rPr/>
       <w:tblPr/>
       <w:tcPr>
         <w:tcBorders>
@@ -8050,7 +8116,6 @@
       <w:pPr>
         <w:spacing w:before="0" w:after="0" w:line="240" w:lineRule="auto"/>
       </w:pPr>
-      <w:rPr/>
       <w:tblPr/>
       <w:tcPr>
         <w:tcBorders>
@@ -8196,7 +8261,6 @@
       <w:pPr>
         <w:spacing w:before="0" w:after="0" w:line="240" w:lineRule="auto"/>
       </w:pPr>
-      <w:rPr/>
       <w:tblPr/>
       <w:tcPr>
         <w:tcBorders>
@@ -8342,7 +8406,6 @@
       <w:pPr>
         <w:spacing w:before="0" w:after="0" w:line="240" w:lineRule="auto"/>
       </w:pPr>
-      <w:rPr/>
       <w:tblPr/>
       <w:tcPr>
         <w:tcBorders>
